--- a/crates/maestro-app/tests/fixtures/docx/attachments/inserted-deleted.docx
+++ b/crates/maestro-app/tests/fixtures/docx/attachments/inserted-deleted.docx
@@ -8,7 +8,10 @@
       </w:r>
       <w:ins w:id="1" w:author="a">
         <w:r>
-          <w:t>inserted</w:t>
+          <w:t>inser</w:t>
+        </w:r>
+        <w:r>
+          <w:t>ted</w:t>
         </w:r>
       </w:ins>
       <w:del w:id="2" w:author="a">
